--- a/docs/volumes/MRFS-Vol4-Governance-Charter.docx
+++ b/docs/volumes/MRFS-Vol4-Governance-Charter.docx
@@ -58,6 +58,23 @@
     <w:p>
       <w:r>
         <w:t>This charter establishes the governance structure for marketplace ranking fairness. It defines roles, cadence, decision statuses, and documentation requirements that ensure continuous, auditable oversight of ranking systems.</w:t>
+      </w:r>
+    </w:p>
+    <w:p>
+      <w:pPr>
+        <w:pStyle w:val="Heading3"/>
+      </w:pPr>
+      <w:r>
+        <w:rPr>
+          <w:rFonts w:ascii="Times New Roman" w:hAnsi="Times New Roman"/>
+          <w:color w:val="000000"/>
+        </w:rPr>
+        <w:t>A1a. Alignment with the NIST AI Risk Management Framework</w:t>
+      </w:r>
+    </w:p>
+    <w:p>
+      <w:r>
+        <w:t>This charter operationalizes NIST’s AI Risk Management Framework (AI RMF 1.0) [1] for the marketplace-ranking domain. Part A’s roles, responsibilities, and decision statuses (A4, A7) implement GOVERN; audit scope, cadence, and required artifacts (A2, A5, A6) implement MAP; the Evaluation Metric Catalog and Audit Protocol referenced throughout this charter implement MEASURE; and the Release Gate Policy (Part B) and Mitigation Playbook (Part C) implement MANAGE. See References at the end of this document.</w:t>
       </w:r>
     </w:p>
     <w:p>
@@ -2497,6 +2514,27 @@
         <w:t>Monitoring plan and close-out summary with Board sign-off.</w:t>
       </w:r>
     </w:p>
+    <w:p>
+      <w:pPr>
+        <w:pStyle w:val="Heading2"/>
+        <w:rPr>
+          <w:u w:val="single"/>
+        </w:rPr>
+      </w:pPr>
+      <w:r>
+        <w:rPr>
+          <w:rFonts w:ascii="Times New Roman" w:hAnsi="Times New Roman"/>
+          <w:color w:val="000000"/>
+          <w:u w:val="single"/>
+        </w:rPr>
+        <w:t xml:space="preserve">Part D: References</w:t>
+      </w:r>
+    </w:p>
+    <w:p>
+      <w:r>
+        <w:t>[1] Tabassi, E. (2023). Artificial Intelligence Risk Management Framework (AI RMF 1.0). NIST AI 100-1. National Institute of Standards and Technology, Gaithersburg, MD. https://doi.org/10.6028/NIST.AI.100-1</w:t>
+      </w:r>
+    </w:p>
     <w:p/>
     <w:sectPr>
       <w:pgSz w:w="12240" w:h="15840"/>
